--- a/Aula 13 - 05-10-2026/Aula 13 - Apostila do Aluno.docx
+++ b/Aula 13 - 05-10-2026/Aula 13 - Apostila do Aluno.docx
@@ -12,7 +12,7 @@
           <w:color w:val="1F497D"/>
           <w:sz w:val="40"/>
         </w:rPr>
-        <w:t>APOSTILA DO ALUNO — AULA 13</w:t>
+        <w:t>APOSTILA DO ALUNO - AULA 13</w:t>
       </w:r>
     </w:p>
     <w:p>
@@ -23,7 +23,7 @@
         <w:rPr>
           <w:sz w:val="26"/>
         </w:rPr>
-        <w:t>Microsoft Power BI Desktop — Segurança e Atualização de Dados</w:t>
+        <w:t>Microsoft Power BI Desktop - Segurança e Atualização de Dados</w:t>
       </w:r>
     </w:p>
     <w:p>
@@ -102,7 +102,7 @@
     </w:p>
     <w:p>
       <w:r>
-        <w:t>Exemplo: em um dashboard de vendas nacional, um vendedor da região Sul deveria ver apenas os dados da região Sul, enquanto um gerente nacional vê todas as regiões. Sem RLS, seria necessário criar um relatório separado para cada vendedor — com RLS, um único relatório atende a todos, cada um vendo apenas o que é permitido.</w:t>
+        <w:t>Exemplo: em um dashboard de vendas nacional, um vendedor da região Sul deveria ver apenas os dados da região Sul, enquanto um gerente nacional vê todas as regiões. Sem RLS, seria necessário criar um relatório separado para cada vendedor. Com RLS, um único relatório atende a todos, cada um vendo apenas o que é permitido.</w:t>
       </w:r>
     </w:p>
     <w:p>
@@ -145,7 +145,7 @@
         <w:pStyle w:val="ListNumber"/>
       </w:pPr>
       <w:r>
-        <w:t>Escrever a regra de filtro em DAX — ela define quais linhas ficam visíveis para esse papel.</w:t>
+        <w:t>Escrever a regra de filtro em DAX: ela define quais linhas ficam visíveis para esse papel.</w:t>
       </w:r>
     </w:p>
     <w:p>
@@ -466,7 +466,7 @@
           </w:tcPr>
           <w:p>
             <w:r>
-              <w:t>Segurança em nível de linha — restringe quais linhas de dados cada usuário vê.</w:t>
+              <w:t>Segurança em nível de linha: restringe quais linhas de dados cada usuário vê.</w:t>
             </w:r>
           </w:p>
         </w:tc>

--- a/Aula 13 - 05-10-2026/Aula 13 - Apostila do Aluno.docx
+++ b/Aula 13 - 05-10-2026/Aula 13 - Apostila do Aluno.docx
@@ -74,6 +74,14 @@
       </w:pPr>
       <w:r>
         <w:t>Como testar um papel usando "Exibir como".</w:t>
+      </w:r>
+    </w:p>
+    <w:p>
+      <w:pPr>
+        <w:pStyle w:val="ListBullet"/>
+      </w:pPr>
+      <w:r>
+        <w:t>Os modos de armazenamento Import e DirectQuery, e como cada um afeta a atualização dos dados.</w:t>
       </w:r>
     </w:p>
     <w:p>
@@ -332,6 +340,36 @@
         </w:tc>
       </w:tr>
     </w:tbl>
+    <w:p>
+      <w:pPr/>
+      <w:r>
+        <w:t>Modos de armazenamento: Import (usado neste curso) copia os dados para dentro do arquivo .pbix — relatórios mais rápidos e com todas as funções DAX disponíveis, mas os dados ficam parados até a próxima atualização. DirectQuery consulta a fonte de dados em tempo real, sem copiar nada — os dados estão sempre atuais, mas o desempenho depende da fonte e algumas funções DAX ficam limitadas.</w:t>
+      </w:r>
+    </w:p>
+    <w:p>
+      <w:pPr>
+        <w:pStyle w:val="ListBullet"/>
+      </w:pPr>
+      <w:r>
+        <w:t>Atualização manual: botão Atualizar no Power BI Desktop, refaz a consulta às fontes de dados.</w:t>
+      </w:r>
+    </w:p>
+    <w:p>
+      <w:pPr>
+        <w:pStyle w:val="ListBullet"/>
+      </w:pPr>
+      <w:r>
+        <w:t>Atualização agendada: configurada no Power BI Service, atualiza o conjunto de dados publicado automaticamente em horários definidos.</w:t>
+      </w:r>
+    </w:p>
+    <w:p>
+      <w:pPr>
+        <w:pStyle w:val="ListBullet"/>
+      </w:pPr>
+      <w:r>
+        <w:t>Gateway de dados: ponte necessária quando a fonte está on-premises (servidor local), para o Service acessar esses dados na atualização agendada.</w:t>
+      </w:r>
+    </w:p>
     <w:p>
       <w:pPr>
         <w:pStyle w:val="Heading1"/>
@@ -593,6 +631,14 @@
       </w:pPr>
       <w:r>
         <w:t>Como testar um papel antes de publicar o relatório?</w:t>
+      </w:r>
+    </w:p>
+    <w:p>
+      <w:pPr>
+        <w:pStyle w:val="ListNumber"/>
+      </w:pPr>
+      <w:r>
+        <w:t>Qual a diferença entre os modos de armazenamento Import e DirectQuery?</w:t>
       </w:r>
     </w:p>
     <w:p>

--- a/Aula 13 - 05-10-2026/Aula 13 - Apostila do Aluno.docx
+++ b/Aula 13 - 05-10-2026/Aula 13 - Apostila do Aluno.docx
@@ -437,6 +437,96 @@
         <w:t>6. Glossário</w:t>
       </w:r>
     </w:p>
+    <w:p>
+      <w:pPr/>
+      <w:r>
+        <w:rPr>
+          <w:b/>
+        </w:rPr>
+        <w:t>RLS (Row-Level Security)</w:t>
+      </w:r>
+    </w:p>
+    <w:p>
+      <w:pPr/>
+      <w:r>
+        <w:t>Mecanismo que restringe quais linhas de dados cada usuário pode ver.</w:t>
+      </w:r>
+    </w:p>
+    <w:p>
+      <w:pPr/>
+      <w:r>
+        <w:rPr>
+          <w:b/>
+        </w:rPr>
+        <w:t>Papel (Role)</w:t>
+      </w:r>
+    </w:p>
+    <w:p>
+      <w:pPr/>
+      <w:r>
+        <w:t>Regra de segurança criada no Desktop, definida por uma expressão DAX de filtro.</w:t>
+      </w:r>
+    </w:p>
+    <w:p>
+      <w:pPr/>
+      <w:r>
+        <w:rPr>
+          <w:b/>
+        </w:rPr>
+        <w:t>Exibir como (View As)</w:t>
+      </w:r>
+    </w:p>
+    <w:p>
+      <w:pPr/>
+      <w:r>
+        <w:t>Recurso para testar um papel de RLS dentro do próprio Desktop.</w:t>
+      </w:r>
+    </w:p>
+    <w:p>
+      <w:pPr/>
+      <w:r>
+        <w:rPr>
+          <w:b/>
+        </w:rPr>
+        <w:t>Atualização agendada</w:t>
+      </w:r>
+    </w:p>
+    <w:p>
+      <w:pPr/>
+      <w:r>
+        <w:t>Configuração no Service para atualizar os dados automaticamente.</w:t>
+      </w:r>
+    </w:p>
+    <w:p>
+      <w:pPr/>
+      <w:r>
+        <w:rPr>
+          <w:b/>
+        </w:rPr>
+        <w:t>Gateway de dados</w:t>
+      </w:r>
+    </w:p>
+    <w:p>
+      <w:pPr/>
+      <w:r>
+        <w:t>Componente que conecta o Service a fontes de dados locais (on-premises).</w:t>
+      </w:r>
+    </w:p>
+    <w:p>
+      <w:pPr/>
+      <w:r>
+        <w:rPr>
+          <w:b/>
+        </w:rPr>
+        <w:t>Import x DirectQuery</w:t>
+      </w:r>
+    </w:p>
+    <w:p>
+      <w:pPr/>
+      <w:r>
+        <w:t>Modos de armazenamento: Import copia os dados para o Power BI; DirectQuery consulta a fonte em tempo real.</w:t>
+      </w:r>
+    </w:p>
     <w:tbl>
       <w:tblPr>
         <w:tblStyle w:val="TableGrid"/>
